--- a/docs/Course/GE2021/03_Lecture_Note/LectureNote_Chad/PPT/chapter10/chapter10_note.docx
+++ b/docs/Course/GE2021/03_Lecture_Note/LectureNote_Chad/PPT/chapter10/chapter10_note.docx
@@ -15,7 +15,7 @@
         <w:pStyle w:val="Subtitle"/>
       </w:pPr>
       <w:r>
-        <w:t xml:space="preserve">GE2021 Research Technology, Spring 2025</w:t>
+        <w:t xml:space="preserve">GE2021 Research Technology, Fall 2026</w:t>
       </w:r>
     </w:p>
     <w:p>
@@ -31,7 +31,7 @@
         <w:pStyle w:val="Date"/>
       </w:pPr>
       <w:r>
-        <w:t xml:space="preserve">Tue, 27 May 2025</w:t>
+        <w:t xml:space="preserve">Tue, 15 September 2026</w:t>
       </w:r>
     </w:p>
     <w:bookmarkStart w:id="23" w:name="learning-objectives"/>
@@ -1591,13 +1591,125 @@
     </w:p>
     <w:bookmarkEnd w:id="35"/>
     <w:bookmarkEnd w:id="36"/>
-    <w:bookmarkStart w:id="37" w:name="class-activities"/>
+    <w:bookmarkStart w:id="40" w:name="chapter-infographic"/>
     <w:p>
       <w:pPr>
         <w:pStyle w:val="Heading1"/>
       </w:pPr>
       <w:r>
-        <w:t xml:space="preserve">Class Activities:</w:t>
+        <w:t xml:space="preserve">Chapter Infographic</w:t>
+      </w:r>
+    </w:p>
+    <w:p>
+      <w:pPr>
+        <w:pStyle w:val="FirstParagraph"/>
+      </w:pPr>
+      <w:r>
+        <w:drawing>
+          <wp:inline>
+            <wp:extent cx="5334000" cy="2977116"/>
+            <wp:effectExtent b="0" l="0" r="0" t="0"/>
+            <wp:docPr descr="" title="" id="38" name="Picture"/>
+            <a:graphic>
+              <a:graphicData uri="http://schemas.openxmlformats.org/drawingml/2006/picture">
+                <pic:pic>
+                  <pic:nvPicPr>
+                    <pic:cNvPr descr="resource/thumbnail.png" id="39" name="Picture"/>
+                    <pic:cNvPicPr>
+                      <a:picLocks noChangeArrowheads="1" noChangeAspect="1"/>
+                    </pic:cNvPicPr>
+                  </pic:nvPicPr>
+                  <pic:blipFill>
+                    <a:blip r:embed="rId37"/>
+                    <a:stretch>
+                      <a:fillRect/>
+                    </a:stretch>
+                  </pic:blipFill>
+                  <pic:spPr bwMode="auto">
+                    <a:xfrm>
+                      <a:off x="0" y="0"/>
+                      <a:ext cx="5334000" cy="2977116"/>
+                    </a:xfrm>
+                    <a:prstGeom prst="rect">
+                      <a:avLst/>
+                    </a:prstGeom>
+                    <a:noFill/>
+                    <a:ln w="9525">
+                      <a:noFill/>
+                      <a:headEnd/>
+                      <a:tailEnd/>
+                    </a:ln>
+                  </pic:spPr>
+                </pic:pic>
+              </a:graphicData>
+            </a:graphic>
+          </wp:inline>
+        </w:drawing>
+      </w:r>
+    </w:p>
+    <w:p>
+      <w:pPr>
+        <w:pStyle w:val="BlockText"/>
+      </w:pPr>
+      <w:r>
+        <w:t xml:space="preserve">NotebookLM 생성 요약 인포그래픽. 해설 영상·팟캐스트는</w:t>
+      </w:r>
+      <w:r>
+        <w:t xml:space="preserve"> </w:t>
+      </w:r>
+      <w:r>
+        <w:rPr>
+          <w:rStyle w:val="VerbatimChar"/>
+        </w:rPr>
+        <w:t xml:space="preserve">resource/</w:t>
+      </w:r>
+      <w:r>
+        <w:t xml:space="preserve"> </w:t>
+      </w:r>
+      <w:r>
+        <w:t xml:space="preserve">참조.</w:t>
+      </w:r>
+    </w:p>
+    <w:bookmarkEnd w:id="40"/>
+    <w:bookmarkStart w:id="57" w:name="quiz"/>
+    <w:p>
+      <w:pPr>
+        <w:pStyle w:val="Heading1"/>
+      </w:pPr>
+      <w:r>
+        <w:t xml:space="preserve">Quiz</w:t>
+      </w:r>
+    </w:p>
+    <w:p>
+      <w:pPr>
+        <w:pStyle w:val="BlockText"/>
+      </w:pPr>
+      <w:r>
+        <w:t xml:space="preserve">출처:</w:t>
+      </w:r>
+      <w:r>
+        <w:t xml:space="preserve"> </w:t>
+      </w:r>
+      <w:r>
+        <w:rPr>
+          <w:rStyle w:val="VerbatimChar"/>
+        </w:rPr>
+        <w:t xml:space="preserve">02_Assets/assessment/GE2021_TestBank.xlsx</w:t>
+      </w:r>
+      <w:r>
+        <w:t xml:space="preserve"> </w:t>
+      </w:r>
+      <w:r>
+        <w:t xml:space="preserve">(chapter=10) · 5문항</w:t>
+      </w:r>
+    </w:p>
+    <w:bookmarkStart w:id="44" w:name="X446d5fd5e53485b2b724c62305d2e51d7013cd4"/>
+    <w:p>
+      <w:pPr>
+        <w:pStyle w:val="Heading3"/>
+      </w:pPr>
+      <w:r>
+        <w:t xml:space="preserve">Q1. Univariate analysis examines only one variable at a time.</w:t>
       </w:r>
     </w:p>
     <w:p>
@@ -1609,1023 +1721,1117 @@
         </w:numPr>
       </w:pPr>
       <w:r>
-        <w:t xml:space="preserve">In this activity, you will be gathering and organizing data collected from students in your class. Use the table below to collect this information (ask students to handwrite their answers into one table that you circulate among all the students) and add additional rows to accommodate your class size. Photocopy the completed table and circulate it to all your students. Ask each student to enter the data exactly as collected from the table into a program like Excel or Stata for analysis.</w:t>
-      </w:r>
-    </w:p>
-    <w:p>
-      <w:pPr>
-        <w:pStyle w:val="Compact"/>
-        <w:numPr>
-          <w:ilvl w:val="1"/>
-          <w:numId w:val="1050"/>
-        </w:numPr>
-      </w:pPr>
-      <w:r>
-        <w:t xml:space="preserve">Student name What is your height in inches?</w:t>
-      </w:r>
-      <w:r>
-        <w:br/>
-      </w:r>
-    </w:p>
-    <w:p>
-      <w:pPr>
-        <w:pStyle w:val="Compact"/>
-        <w:numPr>
-          <w:ilvl w:val="1"/>
-          <w:numId w:val="1050"/>
-        </w:numPr>
-      </w:pPr>
-      <w:r>
-        <w:t xml:space="preserve">What is your age in years?</w:t>
-      </w:r>
-      <w:r>
-        <w:br/>
-      </w:r>
-    </w:p>
-    <w:p>
-      <w:pPr>
-        <w:pStyle w:val="Compact"/>
-        <w:numPr>
-          <w:ilvl w:val="1"/>
-          <w:numId w:val="1050"/>
-        </w:numPr>
-      </w:pPr>
-      <w:r>
-        <w:t xml:space="preserve">What is your eye color? What is your hair color?</w:t>
-      </w:r>
-      <w:r>
-        <w:br/>
-      </w:r>
-    </w:p>
-    <w:p>
-      <w:pPr>
-        <w:pStyle w:val="Compact"/>
-        <w:numPr>
-          <w:ilvl w:val="1"/>
-          <w:numId w:val="1050"/>
-        </w:numPr>
-      </w:pPr>
-      <w:r>
-        <w:t xml:space="preserve">What is your favorite ice cream flavor?</w:t>
-      </w:r>
-    </w:p>
-    <w:p>
-      <w:pPr>
-        <w:pStyle w:val="Compact"/>
-        <w:numPr>
-          <w:ilvl w:val="1"/>
-          <w:numId w:val="1050"/>
-        </w:numPr>
-      </w:pPr>
-      <w:r>
-        <w:t xml:space="preserve">Where were you born?</w:t>
+        <w:rPr>
+          <w:b/>
+          <w:bCs/>
+        </w:rPr>
+        <w:t xml:space="preserve">A.</w:t>
+      </w:r>
+      <w:r>
+        <w:t xml:space="preserve"> </w:t>
+      </w:r>
+      <w:r>
+        <w:t xml:space="preserve">TRUE</w:t>
+      </w:r>
+    </w:p>
+    <w:p>
+      <w:pPr>
+        <w:pStyle w:val="Compact"/>
+        <w:numPr>
+          <w:ilvl w:val="0"/>
+          <w:numId w:val="1049"/>
+        </w:numPr>
+      </w:pPr>
+      <w:r>
+        <w:rPr>
+          <w:b/>
+          <w:bCs/>
+        </w:rPr>
+        <w:t xml:space="preserve">B.</w:t>
+      </w:r>
+      <w:r>
+        <w:t xml:space="preserve"> </w:t>
+      </w:r>
+      <w:r>
+        <w:t xml:space="preserve">FALSE</w:t>
       </w:r>
     </w:p>
     <w:tbl>
       <w:tblPr>
         <w:tblStyle w:val="Table"/>
-        <w:tblW w:type="pct" w:w="5000"/>
-        <w:tblLayout w:type="fixed"/>
-        <w:tblLook w:firstRow="1" w:lastRow="0" w:firstColumn="0" w:lastColumn="0" w:noHBand="0" w:noVBand="0" w:val="0020"/>
+        <w:tblLook w:firstRow="0" w:lastRow="0" w:firstColumn="0" w:lastColumn="0" w:noHBand="0" w:noVBand="0" w:val="0000"/>
+        <w:tblBorders>
+          <w:top w:val="single" w:sz="4" w:space="0" w:color="0758E5"/>
+          <w:left w:val="single" w:sz="24" w:space="0" w:color="0758E5"/>
+          <w:bottom w:val="single" w:sz="4" w:space="0" w:color="0758E5"/>
+          <w:right w:val="single" w:sz="4" w:space="0" w:color="0758E5"/>
+        </w:tblBorders>
+        <w:tblCellMar>
+          <w:left w:w="144" w:type="dxa"/>
+          <w:right w:w="144" w:type="dxa"/>
+        </w:tblCellMar>
+        <w:tblLook w:firstRow="0" w:lastRow="0" w:firstColumn="0" w:lastColumn="0" w:noHBand="0" w:noVBand="0" w:val="0000"/>
       </w:tblPr>
-      <w:tblGrid>
-        <w:gridCol w:w="577"/>
-        <w:gridCol w:w="1320"/>
-        <w:gridCol w:w="1155"/>
-        <w:gridCol w:w="1031"/>
-        <w:gridCol w:w="1072"/>
-        <w:gridCol w:w="1691"/>
-        <w:gridCol w:w="948"/>
-        <w:gridCol w:w="123"/>
-      </w:tblGrid>
       <w:tr>
         <w:trPr>
-          <w:tblHeader w:val="on"/>
+          <w:cantSplit/>
         </w:trPr>
         <w:tc>
-          <w:tcPr/>
+          <w:tcPr>
+            <w:shd w:color="auto" w:fill="dae6fb" w:val="clear"/>
+            <w:tcMar>
+              <w:top w:w="92" w:type="dxa"/>
+              <w:bottom w:w="92" w:type="dxa"/>
+            </w:tcMar>
+          </w:tcPr>
           <w:p>
             <w:pPr>
-              <w:pStyle w:val="Compact"/>
+              <w:pStyle w:val="FirstParagraph"/>
+            </w:pPr>
+            <w:pPr>
+              <w:spacing w:before="0" w:after="0"/>
+              <w:textAlignment w:val="center"/>
             </w:pPr>
             <w:r>
-              <w:t xml:space="preserve">Student name</w:t>
+              <w:drawing>
+                <wp:inline>
+                  <wp:extent cx="152400" cy="152400"/>
+                  <wp:effectExtent b="0" l="0" r="0" t="0"/>
+                  <wp:docPr descr="" title="" id="42" name="Picture"/>
+                  <a:graphic>
+                    <a:graphicData uri="http://schemas.openxmlformats.org/drawingml/2006/picture">
+                      <pic:pic>
+                        <pic:nvPicPr>
+                          <pic:cNvPr descr="/Applications/quarto/share/formats/docx/note.png" id="43" name="Picture"/>
+                          <pic:cNvPicPr>
+                            <a:picLocks noChangeArrowheads="1" noChangeAspect="1"/>
+                          </pic:cNvPicPr>
+                        </pic:nvPicPr>
+                        <pic:blipFill>
+                          <a:blip r:embed="rId41"/>
+                          <a:stretch>
+                            <a:fillRect/>
+                          </a:stretch>
+                        </pic:blipFill>
+                        <pic:spPr bwMode="auto">
+                          <a:xfrm>
+                            <a:off x="0" y="0"/>
+                            <a:ext cx="152400" cy="152400"/>
+                          </a:xfrm>
+                          <a:prstGeom prst="rect">
+                            <a:avLst/>
+                          </a:prstGeom>
+                          <a:noFill/>
+                          <a:ln w="9525">
+                            <a:noFill/>
+                            <a:headEnd/>
+                            <a:tailEnd/>
+                          </a:ln>
+                        </pic:spPr>
+                      </pic:pic>
+                    </a:graphicData>
+                  </a:graphic>
+                </wp:inline>
+              </w:drawing>
             </w:r>
-          </w:p>
-        </w:tc>
-        <w:tc>
-          <w:tcPr/>
-          <w:p>
-            <w:pPr>
-              <w:pStyle w:val="Compact"/>
-            </w:pPr>
             <w:r>
-              <w:t xml:space="preserve">What is your height in inches?</w:t>
+              <w:t xml:space="preserve"> </w:t>
             </w:r>
-          </w:p>
-        </w:tc>
-        <w:tc>
-          <w:tcPr/>
-          <w:p>
-            <w:pPr>
-              <w:pStyle w:val="Compact"/>
-            </w:pPr>
             <w:r>
-              <w:t xml:space="preserve">What is your age in years?</w:t>
+              <w:t xml:space="preserve"> </w:t>
             </w:r>
-          </w:p>
-        </w:tc>
-        <w:tc>
-          <w:tcPr/>
-          <w:p>
-            <w:pPr>
-              <w:pStyle w:val="Compact"/>
-            </w:pPr>
             <w:r>
-              <w:t xml:space="preserve">What is your eye color?</w:t>
+              <w:t xml:space="preserve">정답 보기</w:t>
             </w:r>
-          </w:p>
-        </w:tc>
-        <w:tc>
-          <w:tcPr/>
-          <w:p>
-            <w:pPr>
-              <w:pStyle w:val="Compact"/>
-            </w:pPr>
-            <w:r>
-              <w:t xml:space="preserve">What is your hair color?</w:t>
-            </w:r>
-          </w:p>
-        </w:tc>
-        <w:tc>
-          <w:tcPr/>
-          <w:p>
-            <w:pPr>
-              <w:pStyle w:val="Compact"/>
-            </w:pPr>
-            <w:r>
-              <w:t xml:space="preserve">What is your favorite ice cream flavor?</w:t>
-            </w:r>
-          </w:p>
-        </w:tc>
-        <w:tc>
-          <w:tcPr/>
-          <w:p>
-            <w:pPr>
-              <w:pStyle w:val="Compact"/>
-            </w:pPr>
-            <w:r>
-              <w:t xml:space="preserve">Where were you born?</w:t>
-            </w:r>
-          </w:p>
-        </w:tc>
-        <w:tc>
-          <w:tcPr/>
-          <w:p>
-            <w:pPr>
-              <w:pStyle w:val="Compact"/>
-            </w:pPr>
           </w:p>
         </w:tc>
       </w:tr>
       <w:tr>
+        <w:trPr>
+          <w:cantSplit/>
+        </w:trPr>
         <w:tc>
-          <w:tcPr/>
+          <w:tcPr>
+            <w:tcMar>
+              <w:top w:w="108" w:type="dxa"/>
+              <w:bottom w:w="108" w:type="dxa"/>
+            </w:tcMar>
+          </w:tcPr>
           <w:p>
             <w:pPr>
-              <w:pStyle w:val="Compact"/>
+              <w:pStyle w:val="BodyText"/>
             </w:pPr>
+            <w:pPr>
+              <w:spacing w:before="16"/>
+            </w:pPr>
+            <w:r>
+              <w:rPr>
+                <w:b/>
+                <w:bCs/>
+              </w:rPr>
+              <w:t xml:space="preserve">정답: A</w:t>
+            </w:r>
           </w:p>
-        </w:tc>
-        <w:tc>
-          <w:tcPr/>
           <w:p>
             <w:pPr>
-              <w:pStyle w:val="Compact"/>
+              <w:pStyle w:val="BodyText"/>
             </w:pPr>
+            <w:pPr>
+              <w:spacing w:after="16"/>
+            </w:pPr>
+            <w:r>
+              <w:t xml:space="preserve">Univariate analysis focuses on a single variable, while bivariate analysis examines the relationship between two variables.</w:t>
+            </w:r>
           </w:p>
+          <w:p/>
         </w:tc>
+      </w:tr>
+    </w:tbl>
+    <w:bookmarkEnd w:id="44"/>
+    <w:bookmarkStart w:id="47" w:name="q2.-statistics-is-best-defined-as"/>
+    <w:p>
+      <w:pPr>
+        <w:pStyle w:val="Heading3"/>
+      </w:pPr>
+      <w:r>
+        <w:t xml:space="preserve">Q2. Statistics is BEST defined as:</w:t>
+      </w:r>
+    </w:p>
+    <w:p>
+      <w:pPr>
+        <w:pStyle w:val="Compact"/>
+        <w:numPr>
+          <w:ilvl w:val="0"/>
+          <w:numId w:val="1050"/>
+        </w:numPr>
+      </w:pPr>
+      <w:r>
+        <w:rPr>
+          <w:b/>
+          <w:bCs/>
+        </w:rPr>
+        <w:t xml:space="preserve">A.</w:t>
+      </w:r>
+      <w:r>
+        <w:t xml:space="preserve"> </w:t>
+      </w:r>
+      <w:r>
+        <w:t xml:space="preserve">A branch of biology that studies populations</w:t>
+      </w:r>
+    </w:p>
+    <w:p>
+      <w:pPr>
+        <w:pStyle w:val="Compact"/>
+        <w:numPr>
+          <w:ilvl w:val="0"/>
+          <w:numId w:val="1050"/>
+        </w:numPr>
+      </w:pPr>
+      <w:r>
+        <w:rPr>
+          <w:b/>
+          <w:bCs/>
+        </w:rPr>
+        <w:t xml:space="preserve">B.</w:t>
+      </w:r>
+      <w:r>
+        <w:t xml:space="preserve"> </w:t>
+      </w:r>
+      <w:r>
+        <w:t xml:space="preserve">A type of qualitative coding system</w:t>
+      </w:r>
+    </w:p>
+    <w:p>
+      <w:pPr>
+        <w:pStyle w:val="Compact"/>
+        <w:numPr>
+          <w:ilvl w:val="0"/>
+          <w:numId w:val="1050"/>
+        </w:numPr>
+      </w:pPr>
+      <w:r>
+        <w:rPr>
+          <w:b/>
+          <w:bCs/>
+        </w:rPr>
+        <w:t xml:space="preserve">C.</w:t>
+      </w:r>
+      <w:r>
+        <w:t xml:space="preserve"> </w:t>
+      </w:r>
+      <w:r>
+        <w:t xml:space="preserve">A branch of mathematics that uses logic to interpret phenomena and draw conclusions from accumulated data</w:t>
+      </w:r>
+    </w:p>
+    <w:p>
+      <w:pPr>
+        <w:pStyle w:val="Compact"/>
+        <w:numPr>
+          <w:ilvl w:val="0"/>
+          <w:numId w:val="1050"/>
+        </w:numPr>
+      </w:pPr>
+      <w:r>
+        <w:rPr>
+          <w:b/>
+          <w:bCs/>
+        </w:rPr>
+        <w:t xml:space="preserve">D.</w:t>
+      </w:r>
+      <w:r>
+        <w:t xml:space="preserve"> </w:t>
+      </w:r>
+      <w:r>
+        <w:t xml:space="preserve">A scale used in surveys</w:t>
+      </w:r>
+    </w:p>
+    <w:tbl>
+      <w:tblPr>
+        <w:tblStyle w:val="Table"/>
+        <w:tblLook w:firstRow="0" w:lastRow="0" w:firstColumn="0" w:lastColumn="0" w:noHBand="0" w:noVBand="0" w:val="0000"/>
+        <w:tblBorders>
+          <w:top w:val="single" w:sz="4" w:space="0" w:color="0758E5"/>
+          <w:left w:val="single" w:sz="24" w:space="0" w:color="0758E5"/>
+          <w:bottom w:val="single" w:sz="4" w:space="0" w:color="0758E5"/>
+          <w:right w:val="single" w:sz="4" w:space="0" w:color="0758E5"/>
+        </w:tblBorders>
+        <w:tblCellMar>
+          <w:left w:w="144" w:type="dxa"/>
+          <w:right w:w="144" w:type="dxa"/>
+        </w:tblCellMar>
+        <w:tblLook w:firstRow="0" w:lastRow="0" w:firstColumn="0" w:lastColumn="0" w:noHBand="0" w:noVBand="0" w:val="0000"/>
+      </w:tblPr>
+      <w:tr>
+        <w:trPr>
+          <w:cantSplit/>
+        </w:trPr>
         <w:tc>
-          <w:tcPr/>
+          <w:tcPr>
+            <w:shd w:color="auto" w:fill="dae6fb" w:val="clear"/>
+            <w:tcMar>
+              <w:top w:w="92" w:type="dxa"/>
+              <w:bottom w:w="92" w:type="dxa"/>
+            </w:tcMar>
+          </w:tcPr>
           <w:p>
             <w:pPr>
-              <w:pStyle w:val="Compact"/>
+              <w:pStyle w:val="FirstParagraph"/>
             </w:pPr>
-          </w:p>
-        </w:tc>
-        <w:tc>
-          <w:tcPr/>
-          <w:p>
             <w:pPr>
-              <w:pStyle w:val="Compact"/>
+              <w:spacing w:before="0" w:after="0"/>
+              <w:textAlignment w:val="center"/>
             </w:pPr>
-          </w:p>
-        </w:tc>
-        <w:tc>
-          <w:tcPr/>
-          <w:p>
-            <w:pPr>
-              <w:pStyle w:val="Compact"/>
-            </w:pPr>
-          </w:p>
-        </w:tc>
-        <w:tc>
-          <w:tcPr/>
-          <w:p>
-            <w:pPr>
-              <w:pStyle w:val="Compact"/>
-            </w:pPr>
-          </w:p>
-        </w:tc>
-        <w:tc>
-          <w:tcPr/>
-          <w:p>
-            <w:pPr>
-              <w:pStyle w:val="Compact"/>
-            </w:pPr>
-          </w:p>
-        </w:tc>
-        <w:tc>
-          <w:tcPr/>
-          <w:p>
-            <w:pPr>
-              <w:pStyle w:val="Compact"/>
-            </w:pPr>
+            <w:r>
+              <w:drawing>
+                <wp:inline>
+                  <wp:extent cx="152400" cy="152400"/>
+                  <wp:effectExtent b="0" l="0" r="0" t="0"/>
+                  <wp:docPr descr="" title="" id="45" name="Picture"/>
+                  <a:graphic>
+                    <a:graphicData uri="http://schemas.openxmlformats.org/drawingml/2006/picture">
+                      <pic:pic>
+                        <pic:nvPicPr>
+                          <pic:cNvPr descr="/Applications/quarto/share/formats/docx/note.png" id="46" name="Picture"/>
+                          <pic:cNvPicPr>
+                            <a:picLocks noChangeArrowheads="1" noChangeAspect="1"/>
+                          </pic:cNvPicPr>
+                        </pic:nvPicPr>
+                        <pic:blipFill>
+                          <a:blip r:embed="rId41"/>
+                          <a:stretch>
+                            <a:fillRect/>
+                          </a:stretch>
+                        </pic:blipFill>
+                        <pic:spPr bwMode="auto">
+                          <a:xfrm>
+                            <a:off x="0" y="0"/>
+                            <a:ext cx="152400" cy="152400"/>
+                          </a:xfrm>
+                          <a:prstGeom prst="rect">
+                            <a:avLst/>
+                          </a:prstGeom>
+                          <a:noFill/>
+                          <a:ln w="9525">
+                            <a:noFill/>
+                            <a:headEnd/>
+                            <a:tailEnd/>
+                          </a:ln>
+                        </pic:spPr>
+                      </pic:pic>
+                    </a:graphicData>
+                  </a:graphic>
+                </wp:inline>
+              </w:drawing>
+            </w:r>
+            <w:r>
+              <w:t xml:space="preserve"> </w:t>
+            </w:r>
+            <w:r>
+              <w:t xml:space="preserve"> </w:t>
+            </w:r>
+            <w:r>
+              <w:t xml:space="preserve">정답 보기</w:t>
+            </w:r>
           </w:p>
         </w:tc>
       </w:tr>
       <w:tr>
+        <w:trPr>
+          <w:cantSplit/>
+        </w:trPr>
         <w:tc>
-          <w:tcPr/>
+          <w:tcPr>
+            <w:tcMar>
+              <w:top w:w="108" w:type="dxa"/>
+              <w:bottom w:w="108" w:type="dxa"/>
+            </w:tcMar>
+          </w:tcPr>
           <w:p>
             <w:pPr>
-              <w:pStyle w:val="Compact"/>
+              <w:pStyle w:val="BodyText"/>
             </w:pPr>
+            <w:pPr>
+              <w:spacing w:before="16"/>
+            </w:pPr>
+            <w:r>
+              <w:rPr>
+                <w:b/>
+                <w:bCs/>
+              </w:rPr>
+              <w:t xml:space="preserve">정답: C</w:t>
+            </w:r>
           </w:p>
-        </w:tc>
-        <w:tc>
-          <w:tcPr/>
           <w:p>
             <w:pPr>
-              <w:pStyle w:val="Compact"/>
+              <w:pStyle w:val="BodyText"/>
             </w:pPr>
+            <w:pPr>
+              <w:spacing w:after="16"/>
+            </w:pPr>
+            <w:r>
+              <w:t xml:space="preserve">Statistics is the mathematical discipline used to interpret data and draw conclusions about variables and relationships.</w:t>
+            </w:r>
           </w:p>
+          <w:p/>
         </w:tc>
+      </w:tr>
+    </w:tbl>
+    <w:bookmarkEnd w:id="47"/>
+    <w:bookmarkStart w:id="50" w:name="X492e678594882b57998a62f758b8f9d57edacc2"/>
+    <w:p>
+      <w:pPr>
+        <w:pStyle w:val="Heading3"/>
+      </w:pPr>
+      <w:r>
+        <w:t xml:space="preserve">Q3. Which statement BEST distinguishes descriptive from inferential statistics?</w:t>
+      </w:r>
+    </w:p>
+    <w:p>
+      <w:pPr>
+        <w:pStyle w:val="Compact"/>
+        <w:numPr>
+          <w:ilvl w:val="0"/>
+          <w:numId w:val="1051"/>
+        </w:numPr>
+      </w:pPr>
+      <w:r>
+        <w:rPr>
+          <w:b/>
+          <w:bCs/>
+        </w:rPr>
+        <w:t xml:space="preserve">A.</w:t>
+      </w:r>
+      <w:r>
+        <w:t xml:space="preserve"> </w:t>
+      </w:r>
+      <w:r>
+        <w:t xml:space="preserve">Descriptive analyzes the population; inferential only the sample</w:t>
+      </w:r>
+    </w:p>
+    <w:p>
+      <w:pPr>
+        <w:pStyle w:val="Compact"/>
+        <w:numPr>
+          <w:ilvl w:val="0"/>
+          <w:numId w:val="1051"/>
+        </w:numPr>
+      </w:pPr>
+      <w:r>
+        <w:rPr>
+          <w:b/>
+          <w:bCs/>
+        </w:rPr>
+        <w:t xml:space="preserve">B.</w:t>
+      </w:r>
+      <w:r>
+        <w:t xml:space="preserve"> </w:t>
+      </w:r>
+      <w:r>
+        <w:t xml:space="preserve">Descriptive uses no math; inferential uses no math</w:t>
+      </w:r>
+    </w:p>
+    <w:p>
+      <w:pPr>
+        <w:pStyle w:val="Compact"/>
+        <w:numPr>
+          <w:ilvl w:val="0"/>
+          <w:numId w:val="1051"/>
+        </w:numPr>
+      </w:pPr>
+      <w:r>
+        <w:rPr>
+          <w:b/>
+          <w:bCs/>
+        </w:rPr>
+        <w:t xml:space="preserve">C.</w:t>
+      </w:r>
+      <w:r>
+        <w:t xml:space="preserve"> </w:t>
+      </w:r>
+      <w:r>
+        <w:t xml:space="preserve">Descriptive is qualitative only; inferential is quantitative only</w:t>
+      </w:r>
+    </w:p>
+    <w:p>
+      <w:pPr>
+        <w:pStyle w:val="Compact"/>
+        <w:numPr>
+          <w:ilvl w:val="0"/>
+          <w:numId w:val="1051"/>
+        </w:numPr>
+      </w:pPr>
+      <w:r>
+        <w:rPr>
+          <w:b/>
+          <w:bCs/>
+        </w:rPr>
+        <w:t xml:space="preserve">D.</w:t>
+      </w:r>
+      <w:r>
+        <w:t xml:space="preserve"> </w:t>
+      </w:r>
+      <w:r>
+        <w:t xml:space="preserve">Descriptive describes the sample at hand; inferential draws conclusions about the population from the sample</w:t>
+      </w:r>
+    </w:p>
+    <w:tbl>
+      <w:tblPr>
+        <w:tblStyle w:val="Table"/>
+        <w:tblLook w:firstRow="0" w:lastRow="0" w:firstColumn="0" w:lastColumn="0" w:noHBand="0" w:noVBand="0" w:val="0000"/>
+        <w:tblBorders>
+          <w:top w:val="single" w:sz="4" w:space="0" w:color="0758E5"/>
+          <w:left w:val="single" w:sz="24" w:space="0" w:color="0758E5"/>
+          <w:bottom w:val="single" w:sz="4" w:space="0" w:color="0758E5"/>
+          <w:right w:val="single" w:sz="4" w:space="0" w:color="0758E5"/>
+        </w:tblBorders>
+        <w:tblCellMar>
+          <w:left w:w="144" w:type="dxa"/>
+          <w:right w:w="144" w:type="dxa"/>
+        </w:tblCellMar>
+        <w:tblLook w:firstRow="0" w:lastRow="0" w:firstColumn="0" w:lastColumn="0" w:noHBand="0" w:noVBand="0" w:val="0000"/>
+      </w:tblPr>
+      <w:tr>
+        <w:trPr>
+          <w:cantSplit/>
+        </w:trPr>
         <w:tc>
-          <w:tcPr/>
+          <w:tcPr>
+            <w:shd w:color="auto" w:fill="dae6fb" w:val="clear"/>
+            <w:tcMar>
+              <w:top w:w="92" w:type="dxa"/>
+              <w:bottom w:w="92" w:type="dxa"/>
+            </w:tcMar>
+          </w:tcPr>
           <w:p>
             <w:pPr>
-              <w:pStyle w:val="Compact"/>
+              <w:pStyle w:val="FirstParagraph"/>
             </w:pPr>
-          </w:p>
-        </w:tc>
-        <w:tc>
-          <w:tcPr/>
-          <w:p>
             <w:pPr>
-              <w:pStyle w:val="Compact"/>
+              <w:spacing w:before="0" w:after="0"/>
+              <w:textAlignment w:val="center"/>
             </w:pPr>
-          </w:p>
-        </w:tc>
-        <w:tc>
-          <w:tcPr/>
-          <w:p>
-            <w:pPr>
-              <w:pStyle w:val="Compact"/>
-            </w:pPr>
-          </w:p>
-        </w:tc>
-        <w:tc>
-          <w:tcPr/>
-          <w:p>
-            <w:pPr>
-              <w:pStyle w:val="Compact"/>
-            </w:pPr>
-          </w:p>
-        </w:tc>
-        <w:tc>
-          <w:tcPr/>
-          <w:p>
-            <w:pPr>
-              <w:pStyle w:val="Compact"/>
-            </w:pPr>
-          </w:p>
-        </w:tc>
-        <w:tc>
-          <w:tcPr/>
-          <w:p>
-            <w:pPr>
-              <w:pStyle w:val="Compact"/>
-            </w:pPr>
+            <w:r>
+              <w:drawing>
+                <wp:inline>
+                  <wp:extent cx="152400" cy="152400"/>
+                  <wp:effectExtent b="0" l="0" r="0" t="0"/>
+                  <wp:docPr descr="" title="" id="48" name="Picture"/>
+                  <a:graphic>
+                    <a:graphicData uri="http://schemas.openxmlformats.org/drawingml/2006/picture">
+                      <pic:pic>
+                        <pic:nvPicPr>
+                          <pic:cNvPr descr="/Applications/quarto/share/formats/docx/note.png" id="49" name="Picture"/>
+                          <pic:cNvPicPr>
+                            <a:picLocks noChangeArrowheads="1" noChangeAspect="1"/>
+                          </pic:cNvPicPr>
+                        </pic:nvPicPr>
+                        <pic:blipFill>
+                          <a:blip r:embed="rId41"/>
+                          <a:stretch>
+                            <a:fillRect/>
+                          </a:stretch>
+                        </pic:blipFill>
+                        <pic:spPr bwMode="auto">
+                          <a:xfrm>
+                            <a:off x="0" y="0"/>
+                            <a:ext cx="152400" cy="152400"/>
+                          </a:xfrm>
+                          <a:prstGeom prst="rect">
+                            <a:avLst/>
+                          </a:prstGeom>
+                          <a:noFill/>
+                          <a:ln w="9525">
+                            <a:noFill/>
+                            <a:headEnd/>
+                            <a:tailEnd/>
+                          </a:ln>
+                        </pic:spPr>
+                      </pic:pic>
+                    </a:graphicData>
+                  </a:graphic>
+                </wp:inline>
+              </w:drawing>
+            </w:r>
+            <w:r>
+              <w:t xml:space="preserve"> </w:t>
+            </w:r>
+            <w:r>
+              <w:t xml:space="preserve"> </w:t>
+            </w:r>
+            <w:r>
+              <w:t xml:space="preserve">정답 보기</w:t>
+            </w:r>
           </w:p>
         </w:tc>
       </w:tr>
       <w:tr>
+        <w:trPr>
+          <w:cantSplit/>
+        </w:trPr>
         <w:tc>
-          <w:tcPr/>
+          <w:tcPr>
+            <w:tcMar>
+              <w:top w:w="108" w:type="dxa"/>
+              <w:bottom w:w="108" w:type="dxa"/>
+            </w:tcMar>
+          </w:tcPr>
           <w:p>
             <w:pPr>
-              <w:pStyle w:val="Compact"/>
+              <w:pStyle w:val="BodyText"/>
             </w:pPr>
+            <w:pPr>
+              <w:spacing w:before="16"/>
+            </w:pPr>
+            <w:r>
+              <w:rPr>
+                <w:b/>
+                <w:bCs/>
+              </w:rPr>
+              <w:t xml:space="preserve">정답: D</w:t>
+            </w:r>
           </w:p>
-        </w:tc>
-        <w:tc>
-          <w:tcPr/>
           <w:p>
             <w:pPr>
-              <w:pStyle w:val="Compact"/>
+              <w:pStyle w:val="BodyText"/>
             </w:pPr>
+            <w:pPr>
+              <w:spacing w:after="16"/>
+            </w:pPr>
+            <w:r>
+              <w:t xml:space="preserve">Descriptive statistics summarize the sample, while inferential statistics generalize to the broader population.</w:t>
+            </w:r>
           </w:p>
+          <w:p/>
         </w:tc>
+      </w:tr>
+    </w:tbl>
+    <w:bookmarkEnd w:id="50"/>
+    <w:bookmarkStart w:id="53" w:name="Xa82dd7352d8b88f1c25da93dc738460c27005a9"/>
+    <w:p>
+      <w:pPr>
+        <w:pStyle w:val="Heading3"/>
+      </w:pPr>
+      <w:r>
+        <w:t xml:space="preserve">Q4.</w:t>
+      </w:r>
+      <w:r>
+        <w:t xml:space="preserve"> </w:t>
+      </w:r>
+      <w:r>
+        <w:t xml:space="preserve">“Absolute frequency”</w:t>
+      </w:r>
+      <w:r>
+        <w:t xml:space="preserve"> </w:t>
+      </w:r>
+      <w:r>
+        <w:t xml:space="preserve">in a frequency distribution refers to:</w:t>
+      </w:r>
+    </w:p>
+    <w:p>
+      <w:pPr>
+        <w:pStyle w:val="Compact"/>
+        <w:numPr>
+          <w:ilvl w:val="0"/>
+          <w:numId w:val="1052"/>
+        </w:numPr>
+      </w:pPr>
+      <w:r>
+        <w:rPr>
+          <w:b/>
+          <w:bCs/>
+        </w:rPr>
+        <w:t xml:space="preserve">A.</w:t>
+      </w:r>
+      <w:r>
+        <w:t xml:space="preserve"> </w:t>
+      </w:r>
+      <w:r>
+        <w:t xml:space="preserve">The percentage of cases that fall in a category</w:t>
+      </w:r>
+    </w:p>
+    <w:p>
+      <w:pPr>
+        <w:pStyle w:val="Compact"/>
+        <w:numPr>
+          <w:ilvl w:val="0"/>
+          <w:numId w:val="1052"/>
+        </w:numPr>
+      </w:pPr>
+      <w:r>
+        <w:rPr>
+          <w:b/>
+          <w:bCs/>
+        </w:rPr>
+        <w:t xml:space="preserve">B.</w:t>
+      </w:r>
+      <w:r>
+        <w:t xml:space="preserve"> </w:t>
+      </w:r>
+      <w:r>
+        <w:t xml:space="preserve">A cumulative percentage</w:t>
+      </w:r>
+    </w:p>
+    <w:p>
+      <w:pPr>
+        <w:pStyle w:val="Compact"/>
+        <w:numPr>
+          <w:ilvl w:val="0"/>
+          <w:numId w:val="1052"/>
+        </w:numPr>
+      </w:pPr>
+      <w:r>
+        <w:rPr>
+          <w:b/>
+          <w:bCs/>
+        </w:rPr>
+        <w:t xml:space="preserve">C.</w:t>
+      </w:r>
+      <w:r>
+        <w:t xml:space="preserve"> </w:t>
+      </w:r>
+      <w:r>
+        <w:t xml:space="preserve">The raw count of how many times an event or category occurs</w:t>
+      </w:r>
+    </w:p>
+    <w:p>
+      <w:pPr>
+        <w:pStyle w:val="Compact"/>
+        <w:numPr>
+          <w:ilvl w:val="0"/>
+          <w:numId w:val="1052"/>
+        </w:numPr>
+      </w:pPr>
+      <w:r>
+        <w:rPr>
+          <w:b/>
+          <w:bCs/>
+        </w:rPr>
+        <w:t xml:space="preserve">D.</w:t>
+      </w:r>
+      <w:r>
+        <w:t xml:space="preserve"> </w:t>
+      </w:r>
+      <w:r>
+        <w:t xml:space="preserve">The standard deviation of the distribution</w:t>
+      </w:r>
+    </w:p>
+    <w:tbl>
+      <w:tblPr>
+        <w:tblStyle w:val="Table"/>
+        <w:tblLook w:firstRow="0" w:lastRow="0" w:firstColumn="0" w:lastColumn="0" w:noHBand="0" w:noVBand="0" w:val="0000"/>
+        <w:tblBorders>
+          <w:top w:val="single" w:sz="4" w:space="0" w:color="0758E5"/>
+          <w:left w:val="single" w:sz="24" w:space="0" w:color="0758E5"/>
+          <w:bottom w:val="single" w:sz="4" w:space="0" w:color="0758E5"/>
+          <w:right w:val="single" w:sz="4" w:space="0" w:color="0758E5"/>
+        </w:tblBorders>
+        <w:tblCellMar>
+          <w:left w:w="144" w:type="dxa"/>
+          <w:right w:w="144" w:type="dxa"/>
+        </w:tblCellMar>
+        <w:tblLook w:firstRow="0" w:lastRow="0" w:firstColumn="0" w:lastColumn="0" w:noHBand="0" w:noVBand="0" w:val="0000"/>
+      </w:tblPr>
+      <w:tr>
+        <w:trPr>
+          <w:cantSplit/>
+        </w:trPr>
         <w:tc>
-          <w:tcPr/>
+          <w:tcPr>
+            <w:shd w:color="auto" w:fill="dae6fb" w:val="clear"/>
+            <w:tcMar>
+              <w:top w:w="92" w:type="dxa"/>
+              <w:bottom w:w="92" w:type="dxa"/>
+            </w:tcMar>
+          </w:tcPr>
           <w:p>
             <w:pPr>
-              <w:pStyle w:val="Compact"/>
+              <w:pStyle w:val="FirstParagraph"/>
             </w:pPr>
-          </w:p>
-        </w:tc>
-        <w:tc>
-          <w:tcPr/>
-          <w:p>
             <w:pPr>
-              <w:pStyle w:val="Compact"/>
+              <w:spacing w:before="0" w:after="0"/>
+              <w:textAlignment w:val="center"/>
             </w:pPr>
-          </w:p>
-        </w:tc>
-        <w:tc>
-          <w:tcPr/>
-          <w:p>
-            <w:pPr>
-              <w:pStyle w:val="Compact"/>
-            </w:pPr>
-          </w:p>
-        </w:tc>
-        <w:tc>
-          <w:tcPr/>
-          <w:p>
-            <w:pPr>
-              <w:pStyle w:val="Compact"/>
-            </w:pPr>
-          </w:p>
-        </w:tc>
-        <w:tc>
-          <w:tcPr/>
-          <w:p>
-            <w:pPr>
-              <w:pStyle w:val="Compact"/>
-            </w:pPr>
-          </w:p>
-        </w:tc>
-        <w:tc>
-          <w:tcPr/>
-          <w:p>
-            <w:pPr>
-              <w:pStyle w:val="Compact"/>
-            </w:pPr>
+            <w:r>
+              <w:drawing>
+                <wp:inline>
+                  <wp:extent cx="152400" cy="152400"/>
+                  <wp:effectExtent b="0" l="0" r="0" t="0"/>
+                  <wp:docPr descr="" title="" id="51" name="Picture"/>
+                  <a:graphic>
+                    <a:graphicData uri="http://schemas.openxmlformats.org/drawingml/2006/picture">
+                      <pic:pic>
+                        <pic:nvPicPr>
+                          <pic:cNvPr descr="/Applications/quarto/share/formats/docx/note.png" id="52" name="Picture"/>
+                          <pic:cNvPicPr>
+                            <a:picLocks noChangeArrowheads="1" noChangeAspect="1"/>
+                          </pic:cNvPicPr>
+                        </pic:nvPicPr>
+                        <pic:blipFill>
+                          <a:blip r:embed="rId41"/>
+                          <a:stretch>
+                            <a:fillRect/>
+                          </a:stretch>
+                        </pic:blipFill>
+                        <pic:spPr bwMode="auto">
+                          <a:xfrm>
+                            <a:off x="0" y="0"/>
+                            <a:ext cx="152400" cy="152400"/>
+                          </a:xfrm>
+                          <a:prstGeom prst="rect">
+                            <a:avLst/>
+                          </a:prstGeom>
+                          <a:noFill/>
+                          <a:ln w="9525">
+                            <a:noFill/>
+                            <a:headEnd/>
+                            <a:tailEnd/>
+                          </a:ln>
+                        </pic:spPr>
+                      </pic:pic>
+                    </a:graphicData>
+                  </a:graphic>
+                </wp:inline>
+              </w:drawing>
+            </w:r>
+            <w:r>
+              <w:t xml:space="preserve"> </w:t>
+            </w:r>
+            <w:r>
+              <w:t xml:space="preserve"> </w:t>
+            </w:r>
+            <w:r>
+              <w:t xml:space="preserve">정답 보기</w:t>
+            </w:r>
           </w:p>
         </w:tc>
       </w:tr>
       <w:tr>
+        <w:trPr>
+          <w:cantSplit/>
+        </w:trPr>
         <w:tc>
-          <w:tcPr/>
+          <w:tcPr>
+            <w:tcMar>
+              <w:top w:w="108" w:type="dxa"/>
+              <w:bottom w:w="108" w:type="dxa"/>
+            </w:tcMar>
+          </w:tcPr>
           <w:p>
             <w:pPr>
-              <w:pStyle w:val="Compact"/>
+              <w:pStyle w:val="BodyText"/>
             </w:pPr>
+            <w:pPr>
+              <w:spacing w:before="16"/>
+            </w:pPr>
+            <w:r>
+              <w:rPr>
+                <w:b/>
+                <w:bCs/>
+              </w:rPr>
+              <w:t xml:space="preserve">정답: C</w:t>
+            </w:r>
           </w:p>
-        </w:tc>
-        <w:tc>
-          <w:tcPr/>
           <w:p>
             <w:pPr>
-              <w:pStyle w:val="Compact"/>
+              <w:pStyle w:val="BodyText"/>
             </w:pPr>
+            <w:pPr>
+              <w:spacing w:after="16"/>
+            </w:pPr>
+            <w:r>
+              <w:t xml:space="preserve">Absolute frequency is the raw number of times something occurs (e.g., 34 high-school graduates).</w:t>
+            </w:r>
           </w:p>
+          <w:p/>
         </w:tc>
+      </w:tr>
+    </w:tbl>
+    <w:bookmarkEnd w:id="53"/>
+    <w:bookmarkStart w:id="56" w:name="X44597f8cea7462939750afe360ec4b4ce81e251"/>
+    <w:p>
+      <w:pPr>
+        <w:pStyle w:val="Heading3"/>
+      </w:pPr>
+      <w:r>
+        <w:t xml:space="preserve">Q5. For the dataset 2, 4, 6, 8, 20, 24, 30, 32, 34, 40, the median is:</w:t>
+      </w:r>
+    </w:p>
+    <w:p>
+      <w:pPr>
+        <w:pStyle w:val="Compact"/>
+        <w:numPr>
+          <w:ilvl w:val="0"/>
+          <w:numId w:val="1053"/>
+        </w:numPr>
+      </w:pPr>
+      <w:r>
+        <w:rPr>
+          <w:b/>
+          <w:bCs/>
+        </w:rPr>
+        <w:t xml:space="preserve">A.</w:t>
+      </w:r>
+      <w:r>
+        <w:t xml:space="preserve"> </w:t>
+      </w:r>
+      <w:r>
+        <w:t xml:space="preserve">20</w:t>
+      </w:r>
+    </w:p>
+    <w:p>
+      <w:pPr>
+        <w:pStyle w:val="Compact"/>
+        <w:numPr>
+          <w:ilvl w:val="0"/>
+          <w:numId w:val="1053"/>
+        </w:numPr>
+      </w:pPr>
+      <w:r>
+        <w:rPr>
+          <w:b/>
+          <w:bCs/>
+        </w:rPr>
+        <w:t xml:space="preserve">B.</w:t>
+      </w:r>
+      <w:r>
+        <w:t xml:space="preserve"> </w:t>
+      </w:r>
+      <w:r>
+        <w:t xml:space="preserve">22</w:t>
+      </w:r>
+    </w:p>
+    <w:p>
+      <w:pPr>
+        <w:pStyle w:val="Compact"/>
+        <w:numPr>
+          <w:ilvl w:val="0"/>
+          <w:numId w:val="1053"/>
+        </w:numPr>
+      </w:pPr>
+      <w:r>
+        <w:rPr>
+          <w:b/>
+          <w:bCs/>
+        </w:rPr>
+        <w:t xml:space="preserve">C.</w:t>
+      </w:r>
+      <w:r>
+        <w:t xml:space="preserve"> </w:t>
+      </w:r>
+      <w:r>
+        <w:t xml:space="preserve">24</w:t>
+      </w:r>
+    </w:p>
+    <w:p>
+      <w:pPr>
+        <w:pStyle w:val="Compact"/>
+        <w:numPr>
+          <w:ilvl w:val="0"/>
+          <w:numId w:val="1053"/>
+        </w:numPr>
+      </w:pPr>
+      <w:r>
+        <w:rPr>
+          <w:b/>
+          <w:bCs/>
+        </w:rPr>
+        <w:t xml:space="preserve">D.</w:t>
+      </w:r>
+      <w:r>
+        <w:t xml:space="preserve"> </w:t>
+      </w:r>
+      <w:r>
+        <w:t xml:space="preserve">30</w:t>
+      </w:r>
+    </w:p>
+    <w:tbl>
+      <w:tblPr>
+        <w:tblStyle w:val="Table"/>
+        <w:tblLook w:firstRow="0" w:lastRow="0" w:firstColumn="0" w:lastColumn="0" w:noHBand="0" w:noVBand="0" w:val="0000"/>
+        <w:tblBorders>
+          <w:top w:val="single" w:sz="4" w:space="0" w:color="0758E5"/>
+          <w:left w:val="single" w:sz="24" w:space="0" w:color="0758E5"/>
+          <w:bottom w:val="single" w:sz="4" w:space="0" w:color="0758E5"/>
+          <w:right w:val="single" w:sz="4" w:space="0" w:color="0758E5"/>
+        </w:tblBorders>
+        <w:tblCellMar>
+          <w:left w:w="144" w:type="dxa"/>
+          <w:right w:w="144" w:type="dxa"/>
+        </w:tblCellMar>
+        <w:tblLook w:firstRow="0" w:lastRow="0" w:firstColumn="0" w:lastColumn="0" w:noHBand="0" w:noVBand="0" w:val="0000"/>
+      </w:tblPr>
+      <w:tr>
+        <w:trPr>
+          <w:cantSplit/>
+        </w:trPr>
         <w:tc>
-          <w:tcPr/>
+          <w:tcPr>
+            <w:shd w:color="auto" w:fill="dae6fb" w:val="clear"/>
+            <w:tcMar>
+              <w:top w:w="92" w:type="dxa"/>
+              <w:bottom w:w="92" w:type="dxa"/>
+            </w:tcMar>
+          </w:tcPr>
           <w:p>
             <w:pPr>
-              <w:pStyle w:val="Compact"/>
+              <w:pStyle w:val="FirstParagraph"/>
             </w:pPr>
-          </w:p>
-        </w:tc>
-        <w:tc>
-          <w:tcPr/>
-          <w:p>
             <w:pPr>
-              <w:pStyle w:val="Compact"/>
+              <w:spacing w:before="0" w:after="0"/>
+              <w:textAlignment w:val="center"/>
             </w:pPr>
-          </w:p>
-        </w:tc>
-        <w:tc>
-          <w:tcPr/>
-          <w:p>
-            <w:pPr>
-              <w:pStyle w:val="Compact"/>
-            </w:pPr>
-          </w:p>
-        </w:tc>
-        <w:tc>
-          <w:tcPr/>
-          <w:p>
-            <w:pPr>
-              <w:pStyle w:val="Compact"/>
-            </w:pPr>
-          </w:p>
-        </w:tc>
-        <w:tc>
-          <w:tcPr/>
-          <w:p>
-            <w:pPr>
-              <w:pStyle w:val="Compact"/>
-            </w:pPr>
-          </w:p>
-        </w:tc>
-        <w:tc>
-          <w:tcPr/>
-          <w:p>
-            <w:pPr>
-              <w:pStyle w:val="Compact"/>
-            </w:pPr>
+            <w:r>
+              <w:drawing>
+                <wp:inline>
+                  <wp:extent cx="152400" cy="152400"/>
+                  <wp:effectExtent b="0" l="0" r="0" t="0"/>
+                  <wp:docPr descr="" title="" id="54" name="Picture"/>
+                  <a:graphic>
+                    <a:graphicData uri="http://schemas.openxmlformats.org/drawingml/2006/picture">
+                      <pic:pic>
+                        <pic:nvPicPr>
+                          <pic:cNvPr descr="/Applications/quarto/share/formats/docx/note.png" id="55" name="Picture"/>
+                          <pic:cNvPicPr>
+                            <a:picLocks noChangeArrowheads="1" noChangeAspect="1"/>
+                          </pic:cNvPicPr>
+                        </pic:nvPicPr>
+                        <pic:blipFill>
+                          <a:blip r:embed="rId41"/>
+                          <a:stretch>
+                            <a:fillRect/>
+                          </a:stretch>
+                        </pic:blipFill>
+                        <pic:spPr bwMode="auto">
+                          <a:xfrm>
+                            <a:off x="0" y="0"/>
+                            <a:ext cx="152400" cy="152400"/>
+                          </a:xfrm>
+                          <a:prstGeom prst="rect">
+                            <a:avLst/>
+                          </a:prstGeom>
+                          <a:noFill/>
+                          <a:ln w="9525">
+                            <a:noFill/>
+                            <a:headEnd/>
+                            <a:tailEnd/>
+                          </a:ln>
+                        </pic:spPr>
+                      </pic:pic>
+                    </a:graphicData>
+                  </a:graphic>
+                </wp:inline>
+              </w:drawing>
+            </w:r>
+            <w:r>
+              <w:t xml:space="preserve"> </w:t>
+            </w:r>
+            <w:r>
+              <w:t xml:space="preserve"> </w:t>
+            </w:r>
+            <w:r>
+              <w:t xml:space="preserve">정답 보기</w:t>
+            </w:r>
           </w:p>
         </w:tc>
       </w:tr>
       <w:tr>
+        <w:trPr>
+          <w:cantSplit/>
+        </w:trPr>
         <w:tc>
-          <w:tcPr/>
+          <w:tcPr>
+            <w:tcMar>
+              <w:top w:w="108" w:type="dxa"/>
+              <w:bottom w:w="108" w:type="dxa"/>
+            </w:tcMar>
+          </w:tcPr>
           <w:p>
             <w:pPr>
-              <w:pStyle w:val="Compact"/>
+              <w:pStyle w:val="BodyText"/>
             </w:pPr>
+            <w:pPr>
+              <w:spacing w:before="16"/>
+            </w:pPr>
+            <w:r>
+              <w:rPr>
+                <w:b/>
+                <w:bCs/>
+              </w:rPr>
+              <w:t xml:space="preserve">정답: B</w:t>
+            </w:r>
           </w:p>
-        </w:tc>
-        <w:tc>
-          <w:tcPr/>
           <w:p>
             <w:pPr>
-              <w:pStyle w:val="Compact"/>
+              <w:pStyle w:val="BodyText"/>
             </w:pPr>
+            <w:pPr>
+              <w:spacing w:after="16"/>
+            </w:pPr>
+            <w:r>
+              <w:t xml:space="preserve">With an even number of values, the median is the average of the two middle numbers (20 + 24)/2 = 22.</w:t>
+            </w:r>
           </w:p>
-        </w:tc>
-        <w:tc>
-          <w:tcPr/>
-          <w:p>
-            <w:pPr>
-              <w:pStyle w:val="Compact"/>
-            </w:pPr>
-          </w:p>
-        </w:tc>
-        <w:tc>
-          <w:tcPr/>
-          <w:p>
-            <w:pPr>
-              <w:pStyle w:val="Compact"/>
-            </w:pPr>
-          </w:p>
-        </w:tc>
-        <w:tc>
-          <w:tcPr/>
-          <w:p>
-            <w:pPr>
-              <w:pStyle w:val="Compact"/>
-            </w:pPr>
-          </w:p>
-        </w:tc>
-        <w:tc>
-          <w:tcPr/>
-          <w:p>
-            <w:pPr>
-              <w:pStyle w:val="Compact"/>
-            </w:pPr>
-          </w:p>
-        </w:tc>
-        <w:tc>
-          <w:tcPr/>
-          <w:p>
-            <w:pPr>
-              <w:pStyle w:val="Compact"/>
-            </w:pPr>
-          </w:p>
-        </w:tc>
-        <w:tc>
-          <w:tcPr/>
-          <w:p>
-            <w:pPr>
-              <w:pStyle w:val="Compact"/>
-            </w:pPr>
-          </w:p>
-        </w:tc>
-      </w:tr>
-      <w:tr>
-        <w:tc>
-          <w:tcPr/>
-          <w:p>
-            <w:pPr>
-              <w:pStyle w:val="Compact"/>
-            </w:pPr>
-          </w:p>
-        </w:tc>
-        <w:tc>
-          <w:tcPr/>
-          <w:p>
-            <w:pPr>
-              <w:pStyle w:val="Compact"/>
-            </w:pPr>
-          </w:p>
-        </w:tc>
-        <w:tc>
-          <w:tcPr/>
-          <w:p>
-            <w:pPr>
-              <w:pStyle w:val="Compact"/>
-            </w:pPr>
-          </w:p>
-        </w:tc>
-        <w:tc>
-          <w:tcPr/>
-          <w:p>
-            <w:pPr>
-              <w:pStyle w:val="Compact"/>
-            </w:pPr>
-          </w:p>
-        </w:tc>
-        <w:tc>
-          <w:tcPr/>
-          <w:p>
-            <w:pPr>
-              <w:pStyle w:val="Compact"/>
-            </w:pPr>
-          </w:p>
-        </w:tc>
-        <w:tc>
-          <w:tcPr/>
-          <w:p>
-            <w:pPr>
-              <w:pStyle w:val="Compact"/>
-            </w:pPr>
-          </w:p>
-        </w:tc>
-        <w:tc>
-          <w:tcPr/>
-          <w:p>
-            <w:pPr>
-              <w:pStyle w:val="Compact"/>
-            </w:pPr>
-          </w:p>
-        </w:tc>
-        <w:tc>
-          <w:tcPr/>
-          <w:p>
-            <w:pPr>
-              <w:pStyle w:val="Compact"/>
-            </w:pPr>
-          </w:p>
-        </w:tc>
-      </w:tr>
-      <w:tr>
-        <w:tc>
-          <w:tcPr/>
-          <w:p>
-            <w:pPr>
-              <w:pStyle w:val="Compact"/>
-            </w:pPr>
-          </w:p>
-        </w:tc>
-        <w:tc>
-          <w:tcPr/>
-          <w:p>
-            <w:pPr>
-              <w:pStyle w:val="Compact"/>
-            </w:pPr>
-          </w:p>
-        </w:tc>
-        <w:tc>
-          <w:tcPr/>
-          <w:p>
-            <w:pPr>
-              <w:pStyle w:val="Compact"/>
-            </w:pPr>
-          </w:p>
-        </w:tc>
-        <w:tc>
-          <w:tcPr/>
-          <w:p>
-            <w:pPr>
-              <w:pStyle w:val="Compact"/>
-            </w:pPr>
-          </w:p>
-        </w:tc>
-        <w:tc>
-          <w:tcPr/>
-          <w:p>
-            <w:pPr>
-              <w:pStyle w:val="Compact"/>
-            </w:pPr>
-          </w:p>
-        </w:tc>
-        <w:tc>
-          <w:tcPr/>
-          <w:p>
-            <w:pPr>
-              <w:pStyle w:val="Compact"/>
-            </w:pPr>
-          </w:p>
-        </w:tc>
-        <w:tc>
-          <w:tcPr/>
-          <w:p>
-            <w:pPr>
-              <w:pStyle w:val="Compact"/>
-            </w:pPr>
-          </w:p>
-        </w:tc>
-        <w:tc>
-          <w:tcPr/>
-          <w:p>
-            <w:pPr>
-              <w:pStyle w:val="Compact"/>
-            </w:pPr>
-          </w:p>
-        </w:tc>
-      </w:tr>
-      <w:tr>
-        <w:tc>
-          <w:tcPr/>
-          <w:p>
-            <w:pPr>
-              <w:pStyle w:val="Compact"/>
-            </w:pPr>
-          </w:p>
-        </w:tc>
-        <w:tc>
-          <w:tcPr/>
-          <w:p>
-            <w:pPr>
-              <w:pStyle w:val="Compact"/>
-            </w:pPr>
-          </w:p>
-        </w:tc>
-        <w:tc>
-          <w:tcPr/>
-          <w:p>
-            <w:pPr>
-              <w:pStyle w:val="Compact"/>
-            </w:pPr>
-          </w:p>
-        </w:tc>
-        <w:tc>
-          <w:tcPr/>
-          <w:p>
-            <w:pPr>
-              <w:pStyle w:val="Compact"/>
-            </w:pPr>
-          </w:p>
-        </w:tc>
-        <w:tc>
-          <w:tcPr/>
-          <w:p>
-            <w:pPr>
-              <w:pStyle w:val="Compact"/>
-            </w:pPr>
-          </w:p>
-        </w:tc>
-        <w:tc>
-          <w:tcPr/>
-          <w:p>
-            <w:pPr>
-              <w:pStyle w:val="Compact"/>
-            </w:pPr>
-          </w:p>
-        </w:tc>
-        <w:tc>
-          <w:tcPr/>
-          <w:p>
-            <w:pPr>
-              <w:pStyle w:val="Compact"/>
-            </w:pPr>
-          </w:p>
-        </w:tc>
-        <w:tc>
-          <w:tcPr/>
-          <w:p>
-            <w:pPr>
-              <w:pStyle w:val="Compact"/>
-            </w:pPr>
-          </w:p>
-        </w:tc>
-      </w:tr>
-      <w:tr>
-        <w:tc>
-          <w:tcPr/>
-          <w:p>
-            <w:pPr>
-              <w:pStyle w:val="Compact"/>
-            </w:pPr>
-          </w:p>
-        </w:tc>
-        <w:tc>
-          <w:tcPr/>
-          <w:p>
-            <w:pPr>
-              <w:pStyle w:val="Compact"/>
-            </w:pPr>
-          </w:p>
-        </w:tc>
-        <w:tc>
-          <w:tcPr/>
-          <w:p>
-            <w:pPr>
-              <w:pStyle w:val="Compact"/>
-            </w:pPr>
-          </w:p>
-        </w:tc>
-        <w:tc>
-          <w:tcPr/>
-          <w:p>
-            <w:pPr>
-              <w:pStyle w:val="Compact"/>
-            </w:pPr>
-          </w:p>
-        </w:tc>
-        <w:tc>
-          <w:tcPr/>
-          <w:p>
-            <w:pPr>
-              <w:pStyle w:val="Compact"/>
-            </w:pPr>
-          </w:p>
-        </w:tc>
-        <w:tc>
-          <w:tcPr/>
-          <w:p>
-            <w:pPr>
-              <w:pStyle w:val="Compact"/>
-            </w:pPr>
-          </w:p>
-        </w:tc>
-        <w:tc>
-          <w:tcPr/>
-          <w:p>
-            <w:pPr>
-              <w:pStyle w:val="Compact"/>
-            </w:pPr>
-          </w:p>
-        </w:tc>
-        <w:tc>
-          <w:tcPr/>
-          <w:p>
-            <w:pPr>
-              <w:pStyle w:val="Compact"/>
-            </w:pPr>
-          </w:p>
+          <w:p/>
         </w:tc>
       </w:tr>
     </w:tbl>
-    <w:p>
-      <w:pPr>
-        <w:pStyle w:val="BodyText"/>
-      </w:pPr>
-      <w:r>
-        <w:t xml:space="preserve">Using the data gathered from the exercise above, ask students to generate a presentation of the results in PowerPoint or a similar program. Have a discussion as a class about the best way to present the data for each variable. What measures will you use to summarize the findings for each variable? How will you present the data (e.g., in graphical format).</w:t>
-      </w:r>
-    </w:p>
-    <w:p>
-      <w:r>
-        <w:pict>
-          <v:rect style="width:0;height:1.5pt" o:hralign="center" o:hrstd="t" o:hr="t"/>
-        </w:pict>
-      </w:r>
-    </w:p>
-    <w:p>
-      <w:pPr>
-        <w:pStyle w:val="Compact"/>
-        <w:numPr>
-          <w:ilvl w:val="0"/>
-          <w:numId w:val="1051"/>
-        </w:numPr>
-      </w:pPr>
-      <w:r>
-        <w:t xml:space="preserve">A researcher is working with a community partner to collect quantitative data on the effectiveness of a cardiovascular disease risk intervention for men of color. She is invited to present at a community meeting where participants do not understand the value of quantitative data collection and are more interested in data in the form of</w:t>
-      </w:r>
-      <w:r>
-        <w:t xml:space="preserve"> </w:t>
-      </w:r>
-      <w:r>
-        <w:t xml:space="preserve">“stories.”</w:t>
-      </w:r>
-      <w:r>
-        <w:t xml:space="preserve"> </w:t>
-      </w:r>
-      <w:r>
-        <w:t xml:space="preserve">In a small group, discuss the benefits of quantitative data analysis and discuss what information you will share with the participants to convince them of the value of this type of analysis.</w:t>
-      </w:r>
-    </w:p>
-    <w:bookmarkEnd w:id="37"/>
-    <w:bookmarkStart w:id="41" w:name="house-keeping"/>
+    <w:bookmarkEnd w:id="56"/>
+    <w:bookmarkEnd w:id="57"/>
+    <w:bookmarkStart w:id="58" w:name="reference"/>
     <w:p>
       <w:pPr>
         <w:pStyle w:val="Heading1"/>
       </w:pPr>
       <w:r>
-        <w:t xml:space="preserve">House Keeping</w:t>
-      </w:r>
-    </w:p>
-    <w:bookmarkStart w:id="38" w:name="announcement"/>
-    <w:p>
-      <w:pPr>
-        <w:pStyle w:val="Heading2"/>
-      </w:pPr>
-      <w:r>
-        <w:t xml:space="preserve">Announcement</w:t>
-      </w:r>
-    </w:p>
-    <w:bookmarkEnd w:id="38"/>
-    <w:bookmarkStart w:id="40" w:name="assignment"/>
-    <w:p>
-      <w:pPr>
-        <w:pStyle w:val="Heading2"/>
-      </w:pPr>
-      <w:r>
-        <w:t xml:space="preserve">Assignment</w:t>
-      </w:r>
-    </w:p>
-    <w:bookmarkStart w:id="39" w:name="assignment1-assignment-title"/>
-    <w:p>
-      <w:pPr>
-        <w:pStyle w:val="Heading3"/>
-      </w:pPr>
-      <w:r>
-        <w:t xml:space="preserve">Assignment1: Assignment Title</w:t>
-      </w:r>
-    </w:p>
-    <w:p>
-      <w:pPr>
-        <w:pStyle w:val="Compact"/>
-        <w:numPr>
-          <w:ilvl w:val="0"/>
-          <w:numId w:val="1052"/>
-        </w:numPr>
-      </w:pPr>
-      <w:r>
-        <w:rPr>
-          <w:b/>
-          <w:bCs/>
-        </w:rPr>
-        <w:t xml:space="preserve">What to do</w:t>
-      </w:r>
-    </w:p>
-    <w:p>
-      <w:pPr>
-        <w:pStyle w:val="Compact"/>
-        <w:numPr>
-          <w:ilvl w:val="1"/>
-          <w:numId w:val="1053"/>
-        </w:numPr>
-      </w:pPr>
-      <w:r>
-        <w:t xml:space="preserve">A</w:t>
-      </w:r>
-    </w:p>
-    <w:p>
-      <w:pPr>
-        <w:pStyle w:val="Compact"/>
-        <w:numPr>
-          <w:ilvl w:val="1"/>
-          <w:numId w:val="1053"/>
-        </w:numPr>
-      </w:pPr>
-      <w:r>
-        <w:t xml:space="preserve">B</w:t>
-      </w:r>
-    </w:p>
-    <w:p>
-      <w:pPr>
-        <w:pStyle w:val="Compact"/>
-        <w:numPr>
-          <w:ilvl w:val="0"/>
-          <w:numId w:val="1054"/>
-        </w:numPr>
-      </w:pPr>
-      <w:r>
-        <w:rPr>
-          <w:b/>
-          <w:bCs/>
-        </w:rPr>
-        <w:t xml:space="preserve">Format and Requirement</w:t>
-      </w:r>
-    </w:p>
-    <w:p>
-      <w:pPr>
-        <w:pStyle w:val="Compact"/>
-        <w:numPr>
-          <w:ilvl w:val="1"/>
-          <w:numId w:val="1055"/>
-        </w:numPr>
-      </w:pPr>
-      <w:r>
-        <w:t xml:space="preserve">PDF format, &lt; ?? pages</w:t>
-      </w:r>
-    </w:p>
-    <w:p>
-      <w:pPr>
-        <w:pStyle w:val="Compact"/>
-        <w:numPr>
-          <w:ilvl w:val="1"/>
-          <w:numId w:val="1055"/>
-        </w:numPr>
-      </w:pPr>
-      <w:r>
-        <w:t xml:space="preserve">file name should be include your student id and name</w:t>
-      </w:r>
-    </w:p>
-    <w:p>
-      <w:pPr>
-        <w:pStyle w:val="Compact"/>
-        <w:numPr>
-          <w:ilvl w:val="2"/>
-          <w:numId w:val="1056"/>
-        </w:numPr>
-      </w:pPr>
-      <w:r>
-        <w:t xml:space="preserve">stuID_name_title.pdf (e.g. 1111111_ChungilChae_SelfIntroduction.pdf)</w:t>
-      </w:r>
-    </w:p>
-    <w:p>
-      <w:pPr>
-        <w:pStyle w:val="Compact"/>
-        <w:numPr>
-          <w:ilvl w:val="1"/>
-          <w:numId w:val="1055"/>
-        </w:numPr>
-      </w:pPr>
-      <w:r>
-        <w:t xml:space="preserve">APA, Double-Space, No title page, 12 points, Reference section if necessary</w:t>
-      </w:r>
-    </w:p>
-    <w:p>
-      <w:pPr>
-        <w:pStyle w:val="Compact"/>
-        <w:numPr>
-          <w:ilvl w:val="1"/>
-          <w:numId w:val="1055"/>
-        </w:numPr>
-      </w:pPr>
-      <w:r>
-        <w:t xml:space="preserve">Chinese name in English, English name, Student ID, Class name and section (e.g. GE2021, W09; MGS3001, W01)</w:t>
-      </w:r>
-    </w:p>
-    <w:p>
-      <w:pPr>
-        <w:pStyle w:val="Compact"/>
-        <w:numPr>
-          <w:ilvl w:val="0"/>
-          <w:numId w:val="1054"/>
-        </w:numPr>
-      </w:pPr>
-      <w:r>
-        <w:t xml:space="preserve">due date</w:t>
-      </w:r>
-    </w:p>
-    <w:p>
-      <w:pPr>
-        <w:pStyle w:val="Compact"/>
-        <w:numPr>
-          <w:ilvl w:val="1"/>
-          <w:numId w:val="1057"/>
-        </w:numPr>
-      </w:pPr>
-      <w:r>
-        <w:t xml:space="preserve">by Date(DAY) 11:59PM</w:t>
-      </w:r>
-    </w:p>
-    <w:p>
-      <w:pPr>
-        <w:pStyle w:val="Compact"/>
-        <w:numPr>
-          <w:ilvl w:val="1"/>
-          <w:numId w:val="1057"/>
-        </w:numPr>
-      </w:pPr>
-      <w:r>
-        <w:t xml:space="preserve">NO LATE SUBMISSION ALLOWED!!!!</w:t>
-      </w:r>
-    </w:p>
-    <w:bookmarkEnd w:id="39"/>
-    <w:bookmarkEnd w:id="40"/>
-    <w:bookmarkEnd w:id="41"/>
-    <w:bookmarkStart w:id="42" w:name="reference"/>
-    <w:p>
-      <w:pPr>
-        <w:pStyle w:val="Heading1"/>
-      </w:pPr>
-      <w:r>
         <w:t xml:space="preserve">Reference</w:t>
       </w:r>
     </w:p>
-    <w:bookmarkEnd w:id="42"/>
-    <w:sectPr/>
+    <w:bookmarkEnd w:id="58"/>
+    <w:sectPr>
+      <w:footnotePr>
+        <w:numRestart w:val="eachSect"/>
+      </w:footnotePr>
+    </w:sectPr>
   </w:body>
 </w:document>
 </file>
@@ -3332,18 +3538,6 @@
   <w:num w:numId="1053">
     <w:abstractNumId w:val="991"/>
   </w:num>
-  <w:num w:numId="1054">
-    <w:abstractNumId w:val="991"/>
-  </w:num>
-  <w:num w:numId="1055">
-    <w:abstractNumId w:val="991"/>
-  </w:num>
-  <w:num w:numId="1056">
-    <w:abstractNumId w:val="991"/>
-  </w:num>
-  <w:num w:numId="1057">
-    <w:abstractNumId w:val="991"/>
-  </w:num>
 </w:numbering>
 </file>
 
@@ -3407,8 +3601,6 @@
     </w:pPr>
     <w:rPr>
       <w:rFonts w:asciiTheme="majorHAnsi" w:cstheme="majorBidi" w:eastAsiaTheme="majorEastAsia" w:hAnsiTheme="majorHAnsi"/>
-      <w:spacing w:val="-10"/>
-      <w:kern w:val="28"/>
       <w:sz w:val="56"/>
       <w:szCs w:val="56"/>
     </w:rPr>
@@ -3421,8 +3613,6 @@
     <w:rsid w:val="00A10FD9"/>
     <w:rPr>
       <w:rFonts w:asciiTheme="majorHAnsi" w:cstheme="majorBidi" w:eastAsiaTheme="majorEastAsia" w:hAnsiTheme="majorHAnsi"/>
-      <w:spacing w:val="-10"/>
-      <w:kern w:val="28"/>
       <w:sz w:val="56"/>
       <w:szCs w:val="56"/>
     </w:rPr>
@@ -3463,23 +3653,31 @@
   </w:style>
   <w:style w:customStyle="1" w:styleId="Author" w:type="paragraph">
     <w:name w:val="Author"/>
+    <w:basedOn w:val="Title"/>
     <w:next w:val="BodyText"/>
     <w:qFormat/>
     <w:pPr>
       <w:keepNext/>
       <w:keepLines/>
-      <w:jc w:val="center"/>
     </w:pPr>
+    <w:rPr>
+      <w:sz w:val="24"/>
+      <w:szCs w:val="24"/>
+    </w:rPr>
   </w:style>
   <w:style w:styleId="Date" w:type="paragraph">
     <w:name w:val="Date"/>
+    <w:basedOn w:val="Title"/>
     <w:next w:val="BodyText"/>
     <w:qFormat/>
     <w:pPr>
       <w:keepNext/>
       <w:keepLines/>
-      <w:jc w:val="center"/>
     </w:pPr>
+    <w:rPr>
+      <w:sz w:val="24"/>
+      <w:szCs w:val="24"/>
+    </w:rPr>
   </w:style>
   <w:style w:customStyle="1" w:styleId="AbstractTitle" w:type="paragraph">
     <w:name w:val="Abstract Title"/>
